--- a/8. Project Demonstration Phase/Project Demonstration Phase.docx
+++ b/8. Project Demonstration Phase/Project Demonstration Phase.docx
@@ -35,8 +35,6 @@
           <w:sz w:val="32"/>
         </w:rPr>
       </w:pPr>
-      <w:bookmarkStart w:id="0" w:name="_GoBack"/>
-      <w:bookmarkEnd w:id="0"/>
     </w:p>
     <w:p>
       <w:pPr>
@@ -50,21 +48,7 @@
           <w:b/>
           <w:sz w:val="28"/>
         </w:rPr>
-        <w:t xml:space="preserve">Our Project </w:t>
-      </w:r>
-      <w:r>
-        <w:rPr>
-          <w:b/>
-          <w:sz w:val="28"/>
-        </w:rPr>
-        <w:t>Demonstration</w:t>
-      </w:r>
-      <w:r>
-        <w:rPr>
-          <w:b/>
-          <w:sz w:val="28"/>
-        </w:rPr>
-        <w:t xml:space="preserve"> </w:t>
+        <w:t xml:space="preserve">Our Project Demonstration </w:t>
       </w:r>
       <w:proofErr w:type="gramStart"/>
       <w:r>
@@ -75,6 +59,22 @@
         <w:t>Link :</w:t>
       </w:r>
       <w:proofErr w:type="gramEnd"/>
+      <w:r>
+        <w:rPr>
+          <w:b/>
+          <w:sz w:val="28"/>
+        </w:rPr>
+        <w:t xml:space="preserve"> </w:t>
+      </w:r>
+      <w:r>
+        <w:rPr>
+          <w:b/>
+          <w:sz w:val="28"/>
+        </w:rPr>
+        <w:t>https://drive.google.com/file/d/1BJvIArDityHGIhXVUcp2W9DRXkfbxMT2/view?usp=drivesdk</w:t>
+      </w:r>
+      <w:bookmarkStart w:id="0" w:name="_GoBack"/>
+      <w:bookmarkEnd w:id="0"/>
     </w:p>
     <w:sectPr>
       <w:pgSz w:w="11906" w:h="16838"/>
